--- a/docs/ISS_seminar_2026_Čuić_i_sur._Simulacija_oklopnog_vozila_Bradley[4].docx
+++ b/docs/ISS_seminar_2026_Čuić_i_sur._Simulacija_oklopnog_vozila_Bradley[4].docx
@@ -3739,31 +3739,7 @@
         <w:rPr>
           <w:lang w:val="hr-HR"/>
         </w:rPr>
-        <w:t>[</w:t>
-      </w:r>
-      <w:r>
-        <w:rPr>
-          <w:lang w:val="hr-HR"/>
-        </w:rPr>
-        <w:t>neka neko napiše</w:t>
-      </w:r>
-      <w:r>
-        <w:rPr>
-          <w:lang w:val="hr-HR"/>
-        </w:rPr>
-        <w:t xml:space="preserve"> </w:t>
-      </w:r>
-      <w:r>
-        <w:rPr>
-          <w:lang w:val="hr-HR"/>
-        </w:rPr>
-        <w:t>kratki uvod u poglavlje</w:t>
-      </w:r>
-      <w:r>
-        <w:rPr>
-          <w:lang w:val="hr-HR"/>
-        </w:rPr>
-        <w:t>]</w:t>
+        <w:t>[neka neko napiše kratki uvod u poglavlje]</w:t>
       </w:r>
     </w:p>
     <w:p>
@@ -3820,13 +3796,7 @@
         <w:rPr>
           <w:lang w:val="hr-HR"/>
         </w:rPr>
-        <w:t xml:space="preserve"> objekt</w:t>
-      </w:r>
-      <w:r>
-        <w:rPr>
-          <w:lang w:val="hr-HR"/>
-        </w:rPr>
-        <w:t xml:space="preserve">om. </w:t>
+        <w:t xml:space="preserve"> objektom. </w:t>
       </w:r>
       <w:r>
         <w:rPr>
@@ -4119,6 +4089,7 @@
             </w:pPr>
             <w:r>
               <w:rPr>
+                <w:noProof/>
                 <w:lang w:val="hr-HR"/>
               </w:rPr>
               <w:drawing>
@@ -4187,24 +4158,14 @@
             <w:r>
               <w:t xml:space="preserve"> </w:t>
             </w:r>
-            <w:r>
-              <w:fldChar w:fldCharType="begin"/>
-            </w:r>
-            <w:r>
-              <w:instrText xml:space="preserve"> SEQ Slika \* ARABIC </w:instrText>
-            </w:r>
-            <w:r>
-              <w:fldChar w:fldCharType="separate"/>
-            </w:r>
-            <w:r>
-              <w:rPr>
-                <w:noProof/>
-              </w:rPr>
-              <w:t>2</w:t>
-            </w:r>
-            <w:r>
-              <w:fldChar w:fldCharType="end"/>
-            </w:r>
+            <w:fldSimple w:instr=" SEQ Slika \* ARABIC ">
+              <w:r>
+                <w:rPr>
+                  <w:noProof/>
+                </w:rPr>
+                <w:t>2</w:t>
+              </w:r>
+            </w:fldSimple>
             <w:bookmarkEnd w:id="9"/>
             <w:r>
               <w:t xml:space="preserve">: </w:t>
@@ -4219,7 +4180,7 @@
             </w:r>
             <w:proofErr w:type="spellStart"/>
             <w:r>
-              <w:t>vizualnog</w:t>
+              <w:t>geometrijskog</w:t>
             </w:r>
             <w:proofErr w:type="spellEnd"/>
             <w:r>
@@ -4251,6 +4212,7 @@
             </w:pPr>
             <w:r>
               <w:rPr>
+                <w:noProof/>
                 <w:lang w:val="hr-HR"/>
               </w:rPr>
               <w:drawing>
@@ -4304,24 +4266,14 @@
             <w:r>
               <w:t xml:space="preserve"> </w:t>
             </w:r>
-            <w:r>
-              <w:fldChar w:fldCharType="begin"/>
-            </w:r>
-            <w:r>
-              <w:instrText xml:space="preserve"> SEQ Slika \* ARABIC </w:instrText>
-            </w:r>
-            <w:r>
-              <w:fldChar w:fldCharType="separate"/>
-            </w:r>
-            <w:r>
-              <w:rPr>
-                <w:noProof/>
-              </w:rPr>
-              <w:t>3</w:t>
-            </w:r>
-            <w:r>
-              <w:fldChar w:fldCharType="end"/>
-            </w:r>
+            <w:fldSimple w:instr=" SEQ Slika \* ARABIC ">
+              <w:r>
+                <w:rPr>
+                  <w:noProof/>
+                </w:rPr>
+                <w:t>3</w:t>
+              </w:r>
+            </w:fldSimple>
             <w:bookmarkEnd w:id="10"/>
             <w:r>
               <w:t xml:space="preserve">: </w:t>
@@ -4336,7 +4288,7 @@
             </w:r>
             <w:proofErr w:type="spellStart"/>
             <w:r>
-              <w:t>simuliranog</w:t>
+              <w:t>dinamičkog</w:t>
             </w:r>
             <w:proofErr w:type="spellEnd"/>
             <w:r>
@@ -4377,13 +4329,49 @@
         <w:rPr>
           <w:lang w:val="hr-HR"/>
         </w:rPr>
-        <w:t xml:space="preserve">Model vozila se može jasno podijeliti na dva dijela: vizualni i simulacijski model. Bitna razlika između ta dva modela je razina kompleksnosti. Vizualni model je statički i služi samo za iscrtavanje slike na ekran. Time zahtjeva malu količinu </w:t>
-      </w:r>
-      <w:r>
-        <w:rPr>
-          <w:lang w:val="hr-HR"/>
-        </w:rPr>
-        <w:t>procesnog vremena</w:t>
+        <w:t xml:space="preserve">Model vozila se može jasno podijeliti na dva dijela: </w:t>
+      </w:r>
+      <w:r>
+        <w:rPr>
+          <w:lang w:val="hr-HR"/>
+        </w:rPr>
+        <w:t>geometrijski</w:t>
+      </w:r>
+      <w:r>
+        <w:rPr>
+          <w:lang w:val="hr-HR"/>
+        </w:rPr>
+        <w:t xml:space="preserve"> i </w:t>
+      </w:r>
+      <w:r>
+        <w:rPr>
+          <w:lang w:val="hr-HR"/>
+        </w:rPr>
+        <w:t xml:space="preserve">dinamički </w:t>
+      </w:r>
+      <w:r>
+        <w:rPr>
+          <w:lang w:val="hr-HR"/>
+        </w:rPr>
+        <w:t xml:space="preserve">model. Bitna razlika između ta dva modela je razina kompleksnosti. </w:t>
+      </w:r>
+      <w:r>
+        <w:rPr>
+          <w:lang w:val="hr-HR"/>
+        </w:rPr>
+        <w:t>Geometrijski</w:t>
+      </w:r>
+      <w:r>
+        <w:rPr>
+          <w:lang w:val="hr-HR"/>
+        </w:rPr>
+        <w:t xml:space="preserve"> model je statički i služi samo za </w:t>
+      </w:r>
+      <w:r>
+        <w:rPr>
+          <w:lang w:val="hr-HR"/>
+        </w:rPr>
+        <w:t>prikazivanje</w:t>
       </w:r>
       <w:r>
         <w:rPr>
@@ -4395,6 +4383,24 @@
         <w:rPr>
           <w:lang w:val="hr-HR"/>
         </w:rPr>
+        <w:t>modela na ekranu</w:t>
+      </w:r>
+      <w:r>
+        <w:rPr>
+          <w:lang w:val="hr-HR"/>
+        </w:rPr>
+        <w:t xml:space="preserve">. Time zahtjeva malu količinu </w:t>
+      </w:r>
+      <w:r>
+        <w:rPr>
+          <w:lang w:val="hr-HR"/>
+        </w:rPr>
+        <w:t xml:space="preserve">procesnog vremena </w:t>
+      </w:r>
+      <w:r>
+        <w:rPr>
+          <w:lang w:val="hr-HR"/>
+        </w:rPr>
         <w:t xml:space="preserve">i može sadržavati </w:t>
       </w:r>
       <w:r>
@@ -4431,7 +4437,19 @@
         <w:rPr>
           <w:lang w:val="hr-HR"/>
         </w:rPr>
-        <w:t xml:space="preserve"> uvjerljivog prikaza. S druge strane, simulacijski model (koji se sastoji od prijašnje navedenih </w:t>
+        <w:t xml:space="preserve"> uvjerljivog prikaza. S druge strane, </w:t>
+      </w:r>
+      <w:r>
+        <w:rPr>
+          <w:lang w:val="hr-HR"/>
+        </w:rPr>
+        <w:t>dinamički</w:t>
+      </w:r>
+      <w:r>
+        <w:rPr>
+          <w:lang w:val="hr-HR"/>
+        </w:rPr>
+        <w:t xml:space="preserve"> model (koji se sastoji od prijašnje navedenih </w:t>
       </w:r>
       <w:r>
         <w:rPr>
@@ -4477,7 +4495,19 @@
         <w:rPr>
           <w:lang w:val="hr-HR"/>
         </w:rPr>
-        <w:t xml:space="preserve"> je dinamički i</w:t>
+        <w:t xml:space="preserve"> </w:t>
+      </w:r>
+      <w:r>
+        <w:rPr>
+          <w:lang w:val="hr-HR"/>
+        </w:rPr>
+        <w:t xml:space="preserve">je simulirani </w:t>
+      </w:r>
+      <w:r>
+        <w:rPr>
+          <w:lang w:val="hr-HR"/>
+        </w:rPr>
+        <w:t>i</w:t>
       </w:r>
       <w:r>
         <w:rPr>
@@ -4515,13 +4545,7 @@
         <w:fldChar w:fldCharType="separate"/>
       </w:r>
       <w:r>
-        <w:t>Slik</w:t>
-      </w:r>
-      <w:r>
-        <w:t>e</w:t>
-      </w:r>
-      <w:r>
-        <w:t xml:space="preserve"> </w:t>
+        <w:t xml:space="preserve">Slike </w:t>
       </w:r>
       <w:r>
         <w:rPr>
@@ -4565,13 +4589,7 @@
         <w:fldChar w:fldCharType="separate"/>
       </w:r>
       <w:r>
-        <w:t>Slik</w:t>
-      </w:r>
-      <w:r>
-        <w:t>e</w:t>
-      </w:r>
-      <w:r>
-        <w:t xml:space="preserve"> </w:t>
+        <w:t xml:space="preserve">Slike </w:t>
       </w:r>
       <w:r>
         <w:rPr>
@@ -5614,24 +5632,14 @@
             <w:r>
               <w:t xml:space="preserve"> </w:t>
             </w:r>
-            <w:r>
-              <w:fldChar w:fldCharType="begin"/>
-            </w:r>
-            <w:r>
-              <w:instrText xml:space="preserve"> SEQ Slika \* ARABIC </w:instrText>
-            </w:r>
-            <w:r>
-              <w:fldChar w:fldCharType="separate"/>
-            </w:r>
-            <w:r>
-              <w:rPr>
-                <w:noProof/>
-              </w:rPr>
-              <w:t>7</w:t>
-            </w:r>
-            <w:r>
-              <w:fldChar w:fldCharType="end"/>
-            </w:r>
+            <w:fldSimple w:instr=" SEQ Slika \* ARABIC ">
+              <w:r>
+                <w:rPr>
+                  <w:noProof/>
+                </w:rPr>
+                <w:t>7</w:t>
+              </w:r>
+            </w:fldSimple>
             <w:r>
               <w:t xml:space="preserve">: </w:t>
             </w:r>
@@ -5667,7 +5675,7 @@
                 <w:lang w:val="hr-HR"/>
               </w:rPr>
               <w:drawing>
-                <wp:inline distT="0" distB="0" distL="0" distR="0" wp14:anchorId="4EC623F8" wp14:editId="450FC748">
+                <wp:inline distT="0" distB="0" distL="0" distR="0" wp14:anchorId="4EC623F8" wp14:editId="098B8746">
                   <wp:extent cx="2880000" cy="1918625"/>
                   <wp:effectExtent l="0" t="0" r="0" b="0"/>
                   <wp:docPr id="1162963458" name="Picture 9"/>
@@ -5686,6 +5694,15 @@
                         <pic:blipFill>
                           <a:blip r:embed="rId19" cstate="print">
                             <a:extLst>
+                              <a:ext uri="{BEBA8EAE-BF5A-486C-A8C5-ECC9F3942E4B}">
+                                <a14:imgProps xmlns:a14="http://schemas.microsoft.com/office/drawing/2010/main">
+                                  <a14:imgLayer r:embed="rId20">
+                                    <a14:imgEffect>
+                                      <a14:brightnessContrast bright="40000"/>
+                                    </a14:imgEffect>
+                                  </a14:imgLayer>
+                                </a14:imgProps>
+                              </a:ext>
                               <a:ext uri="{28A0092B-C50C-407E-A947-70E740481C1C}">
                                 <a14:useLocalDpi xmlns:a14="http://schemas.microsoft.com/office/drawing/2010/main" val="0"/>
                               </a:ext>
@@ -5732,24 +5749,14 @@
             <w:r>
               <w:t xml:space="preserve"> </w:t>
             </w:r>
-            <w:r>
-              <w:fldChar w:fldCharType="begin"/>
-            </w:r>
-            <w:r>
-              <w:instrText xml:space="preserve"> SEQ Slika \* ARABIC </w:instrText>
-            </w:r>
-            <w:r>
-              <w:fldChar w:fldCharType="separate"/>
-            </w:r>
-            <w:r>
-              <w:rPr>
-                <w:noProof/>
-              </w:rPr>
-              <w:t>8</w:t>
-            </w:r>
-            <w:r>
-              <w:fldChar w:fldCharType="end"/>
-            </w:r>
+            <w:fldSimple w:instr=" SEQ Slika \* ARABIC ">
+              <w:r>
+                <w:rPr>
+                  <w:noProof/>
+                </w:rPr>
+                <w:t>8</w:t>
+              </w:r>
+            </w:fldSimple>
             <w:r>
               <w:t xml:space="preserve">: </w:t>
             </w:r>
@@ -5798,19 +5805,7 @@
         <w:rPr>
           <w:lang w:val="hr-HR"/>
         </w:rPr>
-        <w:t xml:space="preserve">Na teren je postavljeno nekoliko tisuće </w:t>
-      </w:r>
-      <w:r>
-        <w:rPr>
-          <w:lang w:val="hr-HR"/>
-        </w:rPr>
-        <w:t>modela</w:t>
-      </w:r>
-      <w:r>
-        <w:rPr>
-          <w:lang w:val="hr-HR"/>
-        </w:rPr>
-        <w:t xml:space="preserve"> drveća i trave. Da bi se </w:t>
+        <w:t xml:space="preserve">Na teren je postavljeno nekoliko tisuće modela drveća i trave. Da bi se </w:t>
       </w:r>
       <w:r>
         <w:rPr>
@@ -6117,7 +6112,7 @@
                           </pic:cNvPicPr>
                         </pic:nvPicPr>
                         <pic:blipFill>
-                          <a:blip r:embed="rId20" cstate="print">
+                          <a:blip r:embed="rId21" cstate="print">
                             <a:extLst>
                               <a:ext uri="{28A0092B-C50C-407E-A947-70E740481C1C}">
                                 <a14:useLocalDpi xmlns:a14="http://schemas.microsoft.com/office/drawing/2010/main" val="0"/>
@@ -6283,7 +6278,7 @@
                           </pic:cNvPicPr>
                         </pic:nvPicPr>
                         <pic:blipFill rotWithShape="1">
-                          <a:blip r:embed="rId21" cstate="print">
+                          <a:blip r:embed="rId22" cstate="print">
                             <a:extLst>
                               <a:ext uri="{28A0092B-C50C-407E-A947-70E740481C1C}">
                                 <a14:useLocalDpi xmlns:a14="http://schemas.microsoft.com/office/drawing/2010/main" val="0"/>
@@ -6514,11 +6509,11 @@
                     </pic:cNvPicPr>
                   </pic:nvPicPr>
                   <pic:blipFill>
-                    <a:blip r:embed="rId22" cstate="print">
+                    <a:blip r:embed="rId23" cstate="print">
                       <a:extLst>
                         <a:ext uri="{BEBA8EAE-BF5A-486C-A8C5-ECC9F3942E4B}">
                           <a14:imgProps xmlns:a14="http://schemas.microsoft.com/office/drawing/2010/main">
-                            <a14:imgLayer r:embed="rId23">
+                            <a14:imgLayer r:embed="rId24">
                               <a14:imgEffect>
                                 <a14:brightnessContrast contrast="-20000"/>
                               </a14:imgEffect>
@@ -6640,135 +6635,6 @@
                 <pic:pic xmlns:pic="http://schemas.openxmlformats.org/drawingml/2006/picture">
                   <pic:nvPicPr>
                     <pic:cNvPr id="0" name="Picture 4"/>
-                    <pic:cNvPicPr>
-                      <a:picLocks noChangeAspect="1" noChangeArrowheads="1"/>
-                    </pic:cNvPicPr>
-                  </pic:nvPicPr>
-                  <pic:blipFill>
-                    <a:blip r:embed="rId24" cstate="print">
-                      <a:extLst>
-                        <a:ext uri="{28A0092B-C50C-407E-A947-70E740481C1C}">
-                          <a14:useLocalDpi xmlns:a14="http://schemas.microsoft.com/office/drawing/2010/main" val="0"/>
-                        </a:ext>
-                      </a:extLst>
-                    </a:blip>
-                    <a:srcRect/>
-                    <a:stretch>
-                      <a:fillRect/>
-                    </a:stretch>
-                  </pic:blipFill>
-                  <pic:spPr bwMode="auto">
-                    <a:xfrm>
-                      <a:off x="0" y="0"/>
-                      <a:ext cx="3600000" cy="2024677"/>
-                    </a:xfrm>
-                    <a:prstGeom prst="rect">
-                      <a:avLst/>
-                    </a:prstGeom>
-                    <a:noFill/>
-                    <a:ln>
-                      <a:noFill/>
-                    </a:ln>
-                  </pic:spPr>
-                </pic:pic>
-              </a:graphicData>
-            </a:graphic>
-          </wp:inline>
-        </w:drawing>
-      </w:r>
-    </w:p>
-    <w:p>
-      <w:pPr>
-        <w:pStyle w:val="Caption"/>
-        <w:jc w:val="center"/>
-        <w:rPr>
-          <w:lang w:val="hr-HR"/>
-        </w:rPr>
-      </w:pPr>
-      <w:proofErr w:type="spellStart"/>
-      <w:r>
-        <w:t>Slika</w:t>
-      </w:r>
-      <w:proofErr w:type="spellEnd"/>
-      <w:r>
-        <w:t xml:space="preserve"> </w:t>
-      </w:r>
-      <w:fldSimple w:instr=" SEQ Slika \* ARABIC ">
-        <w:r>
-          <w:rPr>
-            <w:noProof/>
-          </w:rPr>
-          <w:t>12</w:t>
-        </w:r>
-      </w:fldSimple>
-      <w:r>
-        <w:t xml:space="preserve">: </w:t>
-      </w:r>
-      <w:proofErr w:type="spellStart"/>
-      <w:r>
-        <w:t>Izgled</w:t>
-      </w:r>
-      <w:proofErr w:type="spellEnd"/>
-      <w:r>
-        <w:t xml:space="preserve"> </w:t>
-      </w:r>
-      <w:proofErr w:type="spellStart"/>
-      <w:r>
-        <w:t>okoline</w:t>
-      </w:r>
-      <w:proofErr w:type="spellEnd"/>
-      <w:r>
-        <w:t xml:space="preserve"> za </w:t>
-      </w:r>
-      <w:proofErr w:type="spellStart"/>
-      <w:r>
-        <w:t>opciju</w:t>
-      </w:r>
-      <w:proofErr w:type="spellEnd"/>
-      <w:r>
-        <w:t xml:space="preserve"> </w:t>
-      </w:r>
-      <w:proofErr w:type="spellStart"/>
-      <w:proofErr w:type="gramStart"/>
-      <w:r>
-        <w:t>noć</w:t>
-      </w:r>
-      <w:proofErr w:type="spellEnd"/>
-      <w:proofErr w:type="gramEnd"/>
-    </w:p>
-    <w:p>
-      <w:pPr>
-        <w:ind w:firstLine="720"/>
-        <w:jc w:val="center"/>
-        <w:rPr>
-          <w:lang w:val="hr-HR"/>
-        </w:rPr>
-      </w:pPr>
-    </w:p>
-    <w:p>
-      <w:pPr>
-        <w:keepNext/>
-        <w:ind w:firstLine="720"/>
-        <w:jc w:val="center"/>
-      </w:pPr>
-      <w:r>
-        <w:rPr>
-          <w:noProof/>
-          <w:lang w:val="hr-HR"/>
-        </w:rPr>
-        <w:drawing>
-          <wp:inline distT="0" distB="0" distL="0" distR="0" wp14:anchorId="6203BC74" wp14:editId="55BFE0E1">
-            <wp:extent cx="3600000" cy="2024677"/>
-            <wp:effectExtent l="0" t="0" r="0" b="0"/>
-            <wp:docPr id="1181702383" name="Picture 4"/>
-            <wp:cNvGraphicFramePr>
-              <a:graphicFrameLocks xmlns:a="http://schemas.openxmlformats.org/drawingml/2006/main" noChangeAspect="1"/>
-            </wp:cNvGraphicFramePr>
-            <a:graphic xmlns:a="http://schemas.openxmlformats.org/drawingml/2006/main">
-              <a:graphicData uri="http://schemas.openxmlformats.org/drawingml/2006/picture">
-                <pic:pic xmlns:pic="http://schemas.openxmlformats.org/drawingml/2006/picture">
-                  <pic:nvPicPr>
-                    <pic:cNvPr id="0" name="Picture 5"/>
                     <pic:cNvPicPr>
                       <a:picLocks noChangeAspect="1" noChangeArrowheads="1"/>
                     </pic:cNvPicPr>
@@ -6827,6 +6693,135 @@
           <w:rPr>
             <w:noProof/>
           </w:rPr>
+          <w:t>12</w:t>
+        </w:r>
+      </w:fldSimple>
+      <w:r>
+        <w:t xml:space="preserve">: </w:t>
+      </w:r>
+      <w:proofErr w:type="spellStart"/>
+      <w:r>
+        <w:t>Izgled</w:t>
+      </w:r>
+      <w:proofErr w:type="spellEnd"/>
+      <w:r>
+        <w:t xml:space="preserve"> </w:t>
+      </w:r>
+      <w:proofErr w:type="spellStart"/>
+      <w:r>
+        <w:t>okoline</w:t>
+      </w:r>
+      <w:proofErr w:type="spellEnd"/>
+      <w:r>
+        <w:t xml:space="preserve"> za </w:t>
+      </w:r>
+      <w:proofErr w:type="spellStart"/>
+      <w:r>
+        <w:t>opciju</w:t>
+      </w:r>
+      <w:proofErr w:type="spellEnd"/>
+      <w:r>
+        <w:t xml:space="preserve"> </w:t>
+      </w:r>
+      <w:proofErr w:type="spellStart"/>
+      <w:proofErr w:type="gramStart"/>
+      <w:r>
+        <w:t>noć</w:t>
+      </w:r>
+      <w:proofErr w:type="spellEnd"/>
+      <w:proofErr w:type="gramEnd"/>
+    </w:p>
+    <w:p>
+      <w:pPr>
+        <w:ind w:firstLine="720"/>
+        <w:jc w:val="center"/>
+        <w:rPr>
+          <w:lang w:val="hr-HR"/>
+        </w:rPr>
+      </w:pPr>
+    </w:p>
+    <w:p>
+      <w:pPr>
+        <w:keepNext/>
+        <w:ind w:firstLine="720"/>
+        <w:jc w:val="center"/>
+      </w:pPr>
+      <w:r>
+        <w:rPr>
+          <w:noProof/>
+          <w:lang w:val="hr-HR"/>
+        </w:rPr>
+        <w:drawing>
+          <wp:inline distT="0" distB="0" distL="0" distR="0" wp14:anchorId="6203BC74" wp14:editId="55BFE0E1">
+            <wp:extent cx="3600000" cy="2024677"/>
+            <wp:effectExtent l="0" t="0" r="0" b="0"/>
+            <wp:docPr id="1181702383" name="Picture 4"/>
+            <wp:cNvGraphicFramePr>
+              <a:graphicFrameLocks xmlns:a="http://schemas.openxmlformats.org/drawingml/2006/main" noChangeAspect="1"/>
+            </wp:cNvGraphicFramePr>
+            <a:graphic xmlns:a="http://schemas.openxmlformats.org/drawingml/2006/main">
+              <a:graphicData uri="http://schemas.openxmlformats.org/drawingml/2006/picture">
+                <pic:pic xmlns:pic="http://schemas.openxmlformats.org/drawingml/2006/picture">
+                  <pic:nvPicPr>
+                    <pic:cNvPr id="0" name="Picture 5"/>
+                    <pic:cNvPicPr>
+                      <a:picLocks noChangeAspect="1" noChangeArrowheads="1"/>
+                    </pic:cNvPicPr>
+                  </pic:nvPicPr>
+                  <pic:blipFill>
+                    <a:blip r:embed="rId26" cstate="print">
+                      <a:extLst>
+                        <a:ext uri="{28A0092B-C50C-407E-A947-70E740481C1C}">
+                          <a14:useLocalDpi xmlns:a14="http://schemas.microsoft.com/office/drawing/2010/main" val="0"/>
+                        </a:ext>
+                      </a:extLst>
+                    </a:blip>
+                    <a:srcRect/>
+                    <a:stretch>
+                      <a:fillRect/>
+                    </a:stretch>
+                  </pic:blipFill>
+                  <pic:spPr bwMode="auto">
+                    <a:xfrm>
+                      <a:off x="0" y="0"/>
+                      <a:ext cx="3600000" cy="2024677"/>
+                    </a:xfrm>
+                    <a:prstGeom prst="rect">
+                      <a:avLst/>
+                    </a:prstGeom>
+                    <a:noFill/>
+                    <a:ln>
+                      <a:noFill/>
+                    </a:ln>
+                  </pic:spPr>
+                </pic:pic>
+              </a:graphicData>
+            </a:graphic>
+          </wp:inline>
+        </w:drawing>
+      </w:r>
+    </w:p>
+    <w:p>
+      <w:pPr>
+        <w:pStyle w:val="Caption"/>
+        <w:jc w:val="center"/>
+        <w:rPr>
+          <w:lang w:val="hr-HR"/>
+        </w:rPr>
+      </w:pPr>
+      <w:proofErr w:type="spellStart"/>
+      <w:r>
+        <w:t>Slika</w:t>
+      </w:r>
+      <w:proofErr w:type="spellEnd"/>
+      <w:r>
+        <w:t xml:space="preserve"> </w:t>
+      </w:r>
+      <w:fldSimple w:instr=" SEQ Slika \* ARABIC ">
+        <w:r>
+          <w:rPr>
+            <w:noProof/>
+          </w:rPr>
           <w:t>13</w:t>
         </w:r>
       </w:fldSimple>
@@ -8158,7 +8153,7 @@
         </w:rPr>
         <w:t xml:space="preserve">. </w:t>
       </w:r>
-      <w:hyperlink r:id="rId26" w:history="1">
+      <w:hyperlink r:id="rId27" w:history="1">
         <w:r>
           <w:rPr>
             <w:rStyle w:val="Hyperlink"/>
@@ -8241,7 +8236,7 @@
         </w:rPr>
         <w:t xml:space="preserve">, from </w:t>
       </w:r>
-      <w:hyperlink r:id="rId27" w:tgtFrame="_new" w:history="1">
+      <w:hyperlink r:id="rId28" w:tgtFrame="_new" w:history="1">
         <w:r>
           <w:rPr>
             <w:rStyle w:val="Hyperlink"/>
@@ -8329,7 +8324,7 @@
         </w:rPr>
         <w:t xml:space="preserve"> (Version 1.0) [3D asset]. Unity Asset Store. Retrieved December 16, 2025, from </w:t>
       </w:r>
-      <w:hyperlink r:id="rId28" w:tgtFrame="_new" w:history="1">
+      <w:hyperlink r:id="rId29" w:tgtFrame="_new" w:history="1">
         <w:r>
           <w:rPr>
             <w:rStyle w:val="Hyperlink"/>
@@ -8550,7 +8545,7 @@
                     </pic:cNvPicPr>
                   </pic:nvPicPr>
                   <pic:blipFill>
-                    <a:blip r:embed="rId29" cstate="print"/>
+                    <a:blip r:embed="rId30" cstate="print"/>
                     <a:srcRect/>
                     <a:stretch>
                       <a:fillRect/>
@@ -8683,8 +8678,8 @@
       </w:r>
     </w:p>
     <w:sectPr>
-      <w:headerReference w:type="default" r:id="rId30"/>
-      <w:footerReference w:type="default" r:id="rId31"/>
+      <w:headerReference w:type="default" r:id="rId31"/>
+      <w:footerReference w:type="default" r:id="rId32"/>
       <w:pgSz w:w="11907" w:h="16834"/>
       <w:pgMar w:top="1152" w:right="720" w:bottom="1152" w:left="720" w:header="720" w:footer="720" w:gutter="0"/>
       <w:paperSrc w:first="15" w:other="15"/>

--- a/docs/ISS_seminar_2026_Čuić_i_sur._Simulacija_oklopnog_vozila_Bradley[4].docx
+++ b/docs/ISS_seminar_2026_Čuić_i_sur._Simulacija_oklopnog_vozila_Bradley[4].docx
@@ -3728,19 +3728,6 @@
         <w:t>Oklopno vozilo</w:t>
       </w:r>
       <w:bookmarkEnd w:id="7"/>
-    </w:p>
-    <w:p>
-      <w:pPr>
-        <w:rPr>
-          <w:lang w:val="hr-HR"/>
-        </w:rPr>
-      </w:pPr>
-      <w:r>
-        <w:rPr>
-          <w:lang w:val="hr-HR"/>
-        </w:rPr>
-        <w:t>[neka neko napiše kratki uvod u poglavlje]</w:t>
-      </w:r>
     </w:p>
     <w:p>
       <w:pPr>
@@ -4619,19 +4606,30 @@
     </w:p>
     <w:p>
       <w:pPr>
-        <w:pStyle w:val="Heading3"/>
-        <w:rPr>
-          <w:lang w:val="hr-HR"/>
-        </w:rPr>
-      </w:pPr>
-      <w:bookmarkStart w:id="11" w:name="_Toc218942147"/>
-      <w:r>
-        <w:rPr>
-          <w:lang w:val="hr-HR"/>
-        </w:rPr>
-        <w:t>Alternativna simulacija</w:t>
-      </w:r>
-      <w:bookmarkEnd w:id="11"/>
+        <w:rPr>
+          <w:lang w:val="hr-HR"/>
+        </w:rPr>
+      </w:pPr>
+      <w:r>
+        <w:rPr>
+          <w:lang w:val="hr-HR"/>
+        </w:rPr>
+        <w:t xml:space="preserve">[Detaljniji opis kako </w:t>
+      </w:r>
+      <w:proofErr w:type="spellStart"/>
+      <w:r>
+        <w:rPr>
+          <w:lang w:val="hr-HR"/>
+        </w:rPr>
+        <w:t>godot</w:t>
+      </w:r>
+      <w:proofErr w:type="spellEnd"/>
+      <w:r>
+        <w:rPr>
+          <w:lang w:val="hr-HR"/>
+        </w:rPr>
+        <w:t xml:space="preserve"> implementira]</w:t>
+      </w:r>
     </w:p>
     <w:p>
       <w:pPr>
@@ -4654,7 +4652,7 @@
           <w:lang w:val="hr-HR"/>
         </w:rPr>
       </w:pPr>
-      <w:bookmarkStart w:id="12" w:name="_Toc218942148"/>
+      <w:bookmarkStart w:id="11" w:name="_Toc218942148"/>
       <w:r>
         <w:rPr>
           <w:lang w:val="hr-HR"/>
@@ -4662,7 +4660,7 @@
         <w:lastRenderedPageBreak/>
         <w:t>Kontrolna ploča</w:t>
       </w:r>
-      <w:bookmarkEnd w:id="12"/>
+      <w:bookmarkEnd w:id="11"/>
     </w:p>
     <w:p>
       <w:pPr>
@@ -5225,111 +5223,168 @@
           <w:lang w:val="hr-HR"/>
         </w:rPr>
       </w:pPr>
-      <w:bookmarkStart w:id="13" w:name="_Toc218942149"/>
+      <w:bookmarkStart w:id="12" w:name="_Toc218942149"/>
       <w:r>
         <w:rPr>
           <w:lang w:val="hr-HR"/>
         </w:rPr>
         <w:lastRenderedPageBreak/>
         <w:t>Pucanje projektila</w:t>
+      </w:r>
+      <w:bookmarkEnd w:id="12"/>
+    </w:p>
+    <w:p>
+      <w:pPr>
+        <w:ind w:left="720"/>
+        <w:rPr>
+          <w:lang w:val="hr-HR"/>
+        </w:rPr>
+      </w:pPr>
+      <w:r>
+        <w:rPr>
+          <w:lang w:val="hr-HR"/>
+        </w:rPr>
+        <w:t xml:space="preserve">[slika </w:t>
+      </w:r>
+      <w:proofErr w:type="spellStart"/>
+      <w:r>
+        <w:rPr>
+          <w:lang w:val="hr-HR"/>
+        </w:rPr>
+        <w:t>framea</w:t>
+      </w:r>
+      <w:proofErr w:type="spellEnd"/>
+      <w:r>
+        <w:rPr>
+          <w:lang w:val="hr-HR"/>
+        </w:rPr>
+        <w:t xml:space="preserve"> kada pukneš]</w:t>
+      </w:r>
+    </w:p>
+    <w:p>
+      <w:pPr>
+        <w:pStyle w:val="Heading3"/>
+        <w:rPr>
+          <w:lang w:val="hr-HR"/>
+        </w:rPr>
+      </w:pPr>
+      <w:bookmarkStart w:id="13" w:name="_Toc218942150"/>
+      <w:r>
+        <w:rPr>
+          <w:lang w:val="hr-HR"/>
+        </w:rPr>
+        <w:t>Health</w:t>
+      </w:r>
+      <w:r>
+        <w:rPr>
+          <w:lang w:val="hr-HR"/>
+        </w:rPr>
+        <w:t xml:space="preserve"> sustav</w:t>
       </w:r>
       <w:bookmarkEnd w:id="13"/>
     </w:p>
     <w:p>
       <w:pPr>
-        <w:rPr>
-          <w:lang w:val="hr-HR"/>
-        </w:rPr>
-      </w:pPr>
+        <w:ind w:left="576"/>
+        <w:rPr>
+          <w:lang w:val="hr-HR"/>
+        </w:rPr>
+      </w:pPr>
+      <w:r>
+        <w:rPr>
+          <w:lang w:val="hr-HR"/>
+        </w:rPr>
+        <w:t xml:space="preserve">[slike </w:t>
+      </w:r>
+      <w:proofErr w:type="spellStart"/>
+      <w:r>
+        <w:rPr>
+          <w:lang w:val="hr-HR"/>
+        </w:rPr>
+        <w:t>death</w:t>
+      </w:r>
+      <w:proofErr w:type="spellEnd"/>
+      <w:r>
+        <w:rPr>
+          <w:lang w:val="hr-HR"/>
+        </w:rPr>
+        <w:t xml:space="preserve"> screen]</w:t>
+      </w:r>
     </w:p>
     <w:p>
       <w:pPr>
-        <w:pStyle w:val="Heading3"/>
-        <w:rPr>
-          <w:lang w:val="hr-HR"/>
-        </w:rPr>
-      </w:pPr>
-      <w:bookmarkStart w:id="14" w:name="_Toc218942150"/>
-      <w:r>
-        <w:rPr>
-          <w:lang w:val="hr-HR"/>
-        </w:rPr>
-        <w:t>Health</w:t>
-      </w:r>
-      <w:r>
-        <w:rPr>
-          <w:lang w:val="hr-HR"/>
-        </w:rPr>
-        <w:t xml:space="preserve"> sustav</w:t>
+        <w:ind w:left="576"/>
+        <w:rPr>
+          <w:lang w:val="hr-HR"/>
+        </w:rPr>
+      </w:pPr>
+      <w:r>
+        <w:rPr>
+          <w:lang w:val="hr-HR"/>
+        </w:rPr>
+        <w:t xml:space="preserve">[slika </w:t>
+      </w:r>
+      <w:proofErr w:type="spellStart"/>
+      <w:r>
+        <w:rPr>
+          <w:lang w:val="hr-HR"/>
+        </w:rPr>
+        <w:t>enemy</w:t>
+      </w:r>
+      <w:proofErr w:type="spellEnd"/>
+      <w:r>
+        <w:rPr>
+          <w:lang w:val="hr-HR"/>
+        </w:rPr>
+        <w:t xml:space="preserve"> sa dimom]</w:t>
+      </w:r>
+    </w:p>
+    <w:p>
+      <w:pPr>
+        <w:spacing w:before="0"/>
+        <w:rPr>
+          <w:lang w:val="hr-HR"/>
+        </w:rPr>
+      </w:pPr>
+      <w:r>
+        <w:rPr>
+          <w:lang w:val="hr-HR"/>
+        </w:rPr>
+        <w:br w:type="page"/>
+      </w:r>
+    </w:p>
+    <w:p>
+      <w:pPr>
+        <w:pStyle w:val="Heading2"/>
+        <w:rPr>
+          <w:lang w:val="hr-HR"/>
+        </w:rPr>
+      </w:pPr>
+      <w:bookmarkStart w:id="14" w:name="_Toc218942151"/>
+      <w:r>
+        <w:rPr>
+          <w:lang w:val="hr-HR"/>
+        </w:rPr>
+        <w:lastRenderedPageBreak/>
+        <w:t>Okolina</w:t>
       </w:r>
       <w:bookmarkEnd w:id="14"/>
     </w:p>
     <w:p>
       <w:pPr>
-        <w:rPr>
-          <w:lang w:val="hr-HR"/>
-        </w:rPr>
-      </w:pPr>
-    </w:p>
-    <w:p>
-      <w:pPr>
-        <w:spacing w:before="0"/>
-        <w:rPr>
-          <w:lang w:val="hr-HR"/>
-        </w:rPr>
-      </w:pPr>
-      <w:r>
-        <w:rPr>
-          <w:lang w:val="hr-HR"/>
-        </w:rPr>
-        <w:br w:type="page"/>
-      </w:r>
-    </w:p>
-    <w:p>
-      <w:pPr>
-        <w:pStyle w:val="Heading2"/>
-        <w:rPr>
-          <w:lang w:val="hr-HR"/>
-        </w:rPr>
-      </w:pPr>
-      <w:bookmarkStart w:id="15" w:name="_Toc218942151"/>
-      <w:r>
-        <w:rPr>
-          <w:lang w:val="hr-HR"/>
-        </w:rPr>
-        <w:lastRenderedPageBreak/>
-        <w:t>Okolina</w:t>
+        <w:pStyle w:val="Heading3"/>
+        <w:rPr>
+          <w:lang w:val="hr-HR"/>
+        </w:rPr>
+      </w:pPr>
+      <w:bookmarkStart w:id="15" w:name="_Toc218942152"/>
+      <w:r>
+        <w:rPr>
+          <w:lang w:val="hr-HR"/>
+        </w:rPr>
+        <w:t>Teren</w:t>
       </w:r>
       <w:bookmarkEnd w:id="15"/>
-    </w:p>
-    <w:p>
-      <w:pPr>
-        <w:rPr>
-          <w:lang w:val="hr-HR"/>
-        </w:rPr>
-      </w:pPr>
-      <w:r>
-        <w:rPr>
-          <w:lang w:val="hr-HR"/>
-        </w:rPr>
-        <w:t>[neka neko napiše kratki uvod u poglavlje]</w:t>
-      </w:r>
-    </w:p>
-    <w:p>
-      <w:pPr>
-        <w:pStyle w:val="Heading3"/>
-        <w:rPr>
-          <w:lang w:val="hr-HR"/>
-        </w:rPr>
-      </w:pPr>
-      <w:bookmarkStart w:id="16" w:name="_Toc218942152"/>
-      <w:r>
-        <w:rPr>
-          <w:lang w:val="hr-HR"/>
-        </w:rPr>
-        <w:t>Teren</w:t>
-      </w:r>
-      <w:bookmarkEnd w:id="16"/>
     </w:p>
     <w:p>
       <w:pPr>
@@ -6152,7 +6207,7 @@
                 <w:lang w:val="hr-HR"/>
               </w:rPr>
             </w:pPr>
-            <w:bookmarkStart w:id="17" w:name="_Ref218942023"/>
+            <w:bookmarkStart w:id="16" w:name="_Ref218942023"/>
             <w:proofErr w:type="spellStart"/>
             <w:r>
               <w:t>Slika</w:t>
@@ -6169,7 +6224,7 @@
                 <w:t>9</w:t>
               </w:r>
             </w:fldSimple>
-            <w:bookmarkEnd w:id="17"/>
+            <w:bookmarkEnd w:id="16"/>
             <w:r>
               <w:t xml:space="preserve">: Model </w:t>
             </w:r>
@@ -6323,7 +6378,7 @@
                 <w:lang w:val="hr-HR"/>
               </w:rPr>
             </w:pPr>
-            <w:bookmarkStart w:id="18" w:name="_Ref218942032"/>
+            <w:bookmarkStart w:id="17" w:name="_Ref218942032"/>
             <w:proofErr w:type="spellStart"/>
             <w:r>
               <w:t>Slika</w:t>
@@ -6340,7 +6395,7 @@
                 <w:t>10</w:t>
               </w:r>
             </w:fldSimple>
-            <w:bookmarkEnd w:id="18"/>
+            <w:bookmarkEnd w:id="17"/>
             <w:r>
               <w:t xml:space="preserve">: </w:t>
             </w:r>
@@ -6422,7 +6477,7 @@
           <w:lang w:val="hr-HR"/>
         </w:rPr>
       </w:pPr>
-      <w:bookmarkStart w:id="19" w:name="_Toc218942153"/>
+      <w:bookmarkStart w:id="18" w:name="_Toc218942153"/>
       <w:r>
         <w:rPr>
           <w:lang w:val="hr-HR"/>
@@ -6430,7 +6485,7 @@
         <w:lastRenderedPageBreak/>
         <w:t>Vremenski uvjeti</w:t>
       </w:r>
-      <w:bookmarkEnd w:id="19"/>
+      <w:bookmarkEnd w:id="18"/>
     </w:p>
     <w:p>
       <w:pPr>
@@ -6888,290 +6943,361 @@
           <w:lang w:val="hr-HR"/>
         </w:rPr>
       </w:pPr>
-      <w:bookmarkStart w:id="20" w:name="_Toc218942154"/>
+      <w:bookmarkStart w:id="19" w:name="_Toc218942154"/>
       <w:r>
         <w:rPr>
           <w:lang w:val="hr-HR"/>
         </w:rPr>
         <w:lastRenderedPageBreak/>
         <w:t>Audio efekti</w:t>
+      </w:r>
+      <w:bookmarkEnd w:id="19"/>
+    </w:p>
+    <w:p>
+      <w:pPr>
+        <w:ind w:left="720"/>
+        <w:rPr>
+          <w:lang w:val="hr-HR"/>
+        </w:rPr>
+      </w:pPr>
+      <w:r>
+        <w:rPr>
+          <w:lang w:val="hr-HR"/>
+        </w:rPr>
+        <w:t>[slika mikrofona u autu]</w:t>
+      </w:r>
+    </w:p>
+    <w:p>
+      <w:pPr>
+        <w:pStyle w:val="Heading3"/>
+        <w:rPr>
+          <w:lang w:val="hr-HR"/>
+        </w:rPr>
+      </w:pPr>
+      <w:bookmarkStart w:id="20" w:name="_Toc218942155"/>
+      <w:r>
+        <w:rPr>
+          <w:lang w:val="hr-HR"/>
+        </w:rPr>
+        <w:t>Vizualni efekti</w:t>
       </w:r>
       <w:bookmarkEnd w:id="20"/>
     </w:p>
     <w:p>
       <w:pPr>
-        <w:rPr>
-          <w:lang w:val="hr-HR"/>
-        </w:rPr>
-      </w:pPr>
+        <w:ind w:left="576"/>
+        <w:rPr>
+          <w:lang w:val="hr-HR"/>
+        </w:rPr>
+      </w:pPr>
+      <w:r>
+        <w:rPr>
+          <w:lang w:val="hr-HR"/>
+        </w:rPr>
+        <w:t>[slike efekta]</w:t>
+      </w:r>
     </w:p>
     <w:p>
       <w:pPr>
-        <w:pStyle w:val="Heading3"/>
-        <w:rPr>
-          <w:lang w:val="hr-HR"/>
-        </w:rPr>
-      </w:pPr>
-      <w:bookmarkStart w:id="21" w:name="_Toc218942155"/>
-      <w:r>
-        <w:rPr>
-          <w:lang w:val="hr-HR"/>
-        </w:rPr>
-        <w:t>Vizualni efekti</w:t>
+        <w:pStyle w:val="Heading2"/>
+        <w:rPr>
+          <w:lang w:val="hr-HR"/>
+        </w:rPr>
+      </w:pPr>
+      <w:bookmarkStart w:id="21" w:name="_Toc218942156"/>
+      <w:r>
+        <w:rPr>
+          <w:lang w:val="hr-HR"/>
+        </w:rPr>
+        <w:t>Neprijatelji</w:t>
       </w:r>
       <w:bookmarkEnd w:id="21"/>
     </w:p>
     <w:p>
       <w:pPr>
-        <w:rPr>
-          <w:lang w:val="hr-HR"/>
-        </w:rPr>
-      </w:pPr>
-    </w:p>
-    <w:p>
-      <w:pPr>
-        <w:pStyle w:val="Heading2"/>
-        <w:rPr>
-          <w:lang w:val="hr-HR"/>
-        </w:rPr>
-      </w:pPr>
-      <w:bookmarkStart w:id="22" w:name="_Toc218942156"/>
-      <w:r>
-        <w:rPr>
-          <w:lang w:val="hr-HR"/>
-        </w:rPr>
-        <w:t>Neprijatelji</w:t>
+        <w:pStyle w:val="Heading3"/>
+        <w:rPr>
+          <w:lang w:val="hr-HR"/>
+        </w:rPr>
+      </w:pPr>
+      <w:bookmarkStart w:id="22" w:name="_Toc218942157"/>
+      <w:r>
+        <w:rPr>
+          <w:lang w:val="hr-HR"/>
+        </w:rPr>
+        <w:t>Stvaranje neprijatelja</w:t>
       </w:r>
       <w:bookmarkEnd w:id="22"/>
     </w:p>
     <w:p>
       <w:pPr>
-        <w:rPr>
-          <w:lang w:val="hr-HR"/>
-        </w:rPr>
-      </w:pPr>
-      <w:r>
-        <w:rPr>
-          <w:lang w:val="hr-HR"/>
-        </w:rPr>
-        <w:t>[neka neko napiše kratki uvod u poglavlje]</w:t>
+        <w:ind w:left="720"/>
+        <w:rPr>
+          <w:lang w:val="hr-HR"/>
+        </w:rPr>
+      </w:pPr>
+      <w:r>
+        <w:rPr>
+          <w:lang w:val="hr-HR"/>
+        </w:rPr>
+        <w:t xml:space="preserve">[slika </w:t>
+      </w:r>
+      <w:proofErr w:type="spellStart"/>
+      <w:r>
+        <w:rPr>
+          <w:lang w:val="hr-HR"/>
+        </w:rPr>
+        <w:t>spawn</w:t>
+      </w:r>
+      <w:proofErr w:type="spellEnd"/>
+      <w:r>
+        <w:rPr>
+          <w:lang w:val="hr-HR"/>
+        </w:rPr>
+        <w:t xml:space="preserve"> </w:t>
+      </w:r>
+      <w:proofErr w:type="spellStart"/>
+      <w:r>
+        <w:rPr>
+          <w:lang w:val="hr-HR"/>
+        </w:rPr>
+        <w:t>pointova</w:t>
+      </w:r>
+      <w:proofErr w:type="spellEnd"/>
+      <w:r>
+        <w:rPr>
+          <w:lang w:val="hr-HR"/>
+        </w:rPr>
+        <w:t xml:space="preserve"> u editoru]</w:t>
       </w:r>
     </w:p>
     <w:p>
       <w:pPr>
-        <w:rPr>
-          <w:lang w:val="hr-HR"/>
-        </w:rPr>
-      </w:pPr>
-    </w:p>
-    <w:p>
-      <w:pPr>
         <w:pStyle w:val="Heading3"/>
         <w:rPr>
           <w:lang w:val="hr-HR"/>
         </w:rPr>
       </w:pPr>
-      <w:bookmarkStart w:id="23" w:name="_Toc218942157"/>
-      <w:r>
-        <w:rPr>
-          <w:lang w:val="hr-HR"/>
-        </w:rPr>
-        <w:t>Stvaranje neprijatelja</w:t>
+      <w:bookmarkStart w:id="23" w:name="_Toc218942158"/>
+      <w:r>
+        <w:rPr>
+          <w:lang w:val="hr-HR"/>
+        </w:rPr>
+        <w:t>Simuliranje ponašanja neprijatelja</w:t>
       </w:r>
       <w:bookmarkEnd w:id="23"/>
     </w:p>
     <w:p>
       <w:pPr>
-        <w:rPr>
-          <w:lang w:val="hr-HR"/>
-        </w:rPr>
-      </w:pPr>
+        <w:ind w:left="720"/>
+        <w:rPr>
+          <w:lang w:val="hr-HR"/>
+        </w:rPr>
+      </w:pPr>
+      <w:r>
+        <w:rPr>
+          <w:lang w:val="hr-HR"/>
+        </w:rPr>
+        <w:t xml:space="preserve">[slika kada te </w:t>
+      </w:r>
+      <w:proofErr w:type="spellStart"/>
+      <w:r>
+        <w:rPr>
+          <w:lang w:val="hr-HR"/>
+        </w:rPr>
+        <w:t>enemy</w:t>
+      </w:r>
+      <w:proofErr w:type="spellEnd"/>
+      <w:r>
+        <w:rPr>
+          <w:lang w:val="hr-HR"/>
+        </w:rPr>
+        <w:t xml:space="preserve"> cilja sa </w:t>
+      </w:r>
+      <w:proofErr w:type="spellStart"/>
+      <w:r>
+        <w:rPr>
+          <w:lang w:val="hr-HR"/>
+        </w:rPr>
+        <w:t>debug</w:t>
+      </w:r>
+      <w:proofErr w:type="spellEnd"/>
+      <w:r>
+        <w:rPr>
+          <w:lang w:val="hr-HR"/>
+        </w:rPr>
+        <w:t xml:space="preserve"> line]</w:t>
+      </w:r>
     </w:p>
     <w:p>
       <w:pPr>
-        <w:pStyle w:val="Heading3"/>
-        <w:rPr>
-          <w:lang w:val="hr-HR"/>
-        </w:rPr>
-      </w:pPr>
-      <w:bookmarkStart w:id="24" w:name="_Toc218942158"/>
-      <w:r>
-        <w:rPr>
-          <w:lang w:val="hr-HR"/>
-        </w:rPr>
-        <w:t>Simuliranje ponašanja neprijatelja</w:t>
+        <w:rPr>
+          <w:lang w:val="hr-HR"/>
+        </w:rPr>
+      </w:pPr>
+    </w:p>
+    <w:p>
+      <w:pPr>
+        <w:jc w:val="both"/>
+        <w:rPr>
+          <w:color w:val="4F81BD" w:themeColor="accent1"/>
+          <w:lang w:val="hr-HR"/>
+        </w:rPr>
+      </w:pPr>
+      <w:r>
+        <w:rPr>
+          <w:color w:val="4F81BD" w:themeColor="accent1"/>
+          <w:lang w:val="hr-HR"/>
+        </w:rPr>
+        <w:t xml:space="preserve">Ovo je specifična </w:t>
+      </w:r>
+      <w:r>
+        <w:rPr>
+          <w:color w:val="4F81BD" w:themeColor="accent1"/>
+          <w:lang w:val="hr-HR"/>
+        </w:rPr>
+        <w:t>pod sekcija</w:t>
+      </w:r>
+      <w:r>
+        <w:rPr>
+          <w:color w:val="4F81BD" w:themeColor="accent1"/>
+          <w:lang w:val="hr-HR"/>
+        </w:rPr>
+        <w:t xml:space="preserve"> koja ovisi o temi koja se obrađuje. Stoga joj treba dati odgovarajući naslov i u tijelu dati odgovarajući tekst. Naravno, tekst seminarskog rada ne mora </w:t>
+      </w:r>
+      <w:r>
+        <w:rPr>
+          <w:color w:val="4F81BD" w:themeColor="accent1"/>
+          <w:lang w:val="hr-HR"/>
+        </w:rPr>
+        <w:t xml:space="preserve">nužno </w:t>
+      </w:r>
+      <w:r>
+        <w:rPr>
+          <w:color w:val="4F81BD" w:themeColor="accent1"/>
+          <w:lang w:val="hr-HR"/>
+        </w:rPr>
+        <w:t xml:space="preserve">sadržavati </w:t>
+      </w:r>
+      <w:r>
+        <w:rPr>
+          <w:color w:val="4F81BD" w:themeColor="accent1"/>
+          <w:lang w:val="hr-HR"/>
+        </w:rPr>
+        <w:t>pod sekcije</w:t>
+      </w:r>
+      <w:r>
+        <w:rPr>
+          <w:color w:val="4F81BD" w:themeColor="accent1"/>
+          <w:lang w:val="hr-HR"/>
+        </w:rPr>
+        <w:t>.</w:t>
+      </w:r>
+    </w:p>
+    <w:p>
+      <w:pPr>
+        <w:spacing w:before="0"/>
+        <w:rPr>
+          <w:color w:val="4F81BD" w:themeColor="accent1"/>
+          <w:lang w:val="hr-HR"/>
+        </w:rPr>
+      </w:pPr>
+      <w:r>
+        <w:rPr>
+          <w:color w:val="4F81BD" w:themeColor="accent1"/>
+          <w:lang w:val="hr-HR"/>
+        </w:rPr>
+        <w:br w:type="page"/>
+      </w:r>
+    </w:p>
+    <w:p>
+      <w:pPr>
+        <w:pStyle w:val="Heading1"/>
+        <w:jc w:val="both"/>
+        <w:rPr>
+          <w:lang w:val="hr-HR"/>
+        </w:rPr>
+      </w:pPr>
+      <w:bookmarkStart w:id="24" w:name="_Toc218942159"/>
+      <w:r>
+        <w:rPr>
+          <w:lang w:val="hr-HR"/>
+        </w:rPr>
+        <w:lastRenderedPageBreak/>
+        <w:t>Zaključak</w:t>
       </w:r>
       <w:bookmarkEnd w:id="24"/>
     </w:p>
     <w:p>
       <w:pPr>
-        <w:rPr>
-          <w:lang w:val="hr-HR"/>
-        </w:rPr>
-      </w:pPr>
+        <w:jc w:val="both"/>
+        <w:rPr>
+          <w:color w:val="4F81BD" w:themeColor="accent1"/>
+          <w:lang w:val="hr-HR"/>
+        </w:rPr>
+      </w:pPr>
+      <w:r>
+        <w:rPr>
+          <w:color w:val="4F81BD" w:themeColor="accent1"/>
+          <w:lang w:val="hr-HR"/>
+        </w:rPr>
+        <w:t xml:space="preserve">Navesti što ste zaključili nakon obavljanja seminarskog rada (bez obzira da li je seminarski rad obuhvaćao i neki praktični rad ili je bio pregled određene literature). Također možete dati neka svoja predviđanja (ako se radilo o pregledu literature) ili svoje sugestije o daljnjim </w:t>
+      </w:r>
+      <w:r>
+        <w:rPr>
+          <w:color w:val="4F81BD" w:themeColor="accent1"/>
+          <w:lang w:val="hr-HR"/>
+        </w:rPr>
+        <w:t>nadogradnjama i poboljšanjima (ako ste radili praktični rad).</w:t>
+      </w:r>
     </w:p>
     <w:p>
       <w:pPr>
         <w:jc w:val="both"/>
         <w:rPr>
-          <w:color w:val="4F81BD" w:themeColor="accent1"/>
-          <w:lang w:val="hr-HR"/>
-        </w:rPr>
-      </w:pPr>
-      <w:r>
-        <w:rPr>
-          <w:color w:val="4F81BD" w:themeColor="accent1"/>
-          <w:lang w:val="hr-HR"/>
-        </w:rPr>
-        <w:t xml:space="preserve">Ovo je specifična </w:t>
-      </w:r>
-      <w:r>
-        <w:rPr>
-          <w:color w:val="4F81BD" w:themeColor="accent1"/>
-          <w:lang w:val="hr-HR"/>
-        </w:rPr>
-        <w:t>pod sekcija</w:t>
-      </w:r>
-      <w:r>
-        <w:rPr>
-          <w:color w:val="4F81BD" w:themeColor="accent1"/>
-          <w:lang w:val="hr-HR"/>
-        </w:rPr>
-        <w:t xml:space="preserve"> koja ovisi o temi koja se obrađuje. Stoga joj treba dati odgovarajući naslov i u tijelu dati odgovarajući tekst. Naravno, tekst seminarskog rada ne mora </w:t>
-      </w:r>
-      <w:r>
-        <w:rPr>
-          <w:color w:val="4F81BD" w:themeColor="accent1"/>
-          <w:lang w:val="hr-HR"/>
-        </w:rPr>
-        <w:t xml:space="preserve">nužno </w:t>
-      </w:r>
-      <w:r>
-        <w:rPr>
-          <w:color w:val="4F81BD" w:themeColor="accent1"/>
-          <w:lang w:val="hr-HR"/>
-        </w:rPr>
-        <w:t xml:space="preserve">sadržavati </w:t>
-      </w:r>
-      <w:r>
-        <w:rPr>
-          <w:color w:val="4F81BD" w:themeColor="accent1"/>
-          <w:lang w:val="hr-HR"/>
-        </w:rPr>
-        <w:t>pod sekcije</w:t>
-      </w:r>
-      <w:r>
-        <w:rPr>
-          <w:color w:val="4F81BD" w:themeColor="accent1"/>
-          <w:lang w:val="hr-HR"/>
-        </w:rPr>
-        <w:t>.</w:t>
-      </w:r>
+          <w:lang w:val="hr-HR"/>
+        </w:rPr>
+      </w:pPr>
     </w:p>
     <w:p>
       <w:pPr>
-        <w:spacing w:before="0"/>
-        <w:rPr>
-          <w:color w:val="4F81BD" w:themeColor="accent1"/>
-          <w:lang w:val="hr-HR"/>
-        </w:rPr>
-      </w:pPr>
-      <w:r>
-        <w:rPr>
-          <w:color w:val="4F81BD" w:themeColor="accent1"/>
-          <w:lang w:val="hr-HR"/>
-        </w:rPr>
-        <w:br w:type="page"/>
-      </w:r>
+        <w:jc w:val="both"/>
+        <w:rPr>
+          <w:lang w:val="hr-HR"/>
+        </w:rPr>
+      </w:pPr>
     </w:p>
     <w:p>
       <w:pPr>
+        <w:jc w:val="both"/>
+        <w:rPr>
+          <w:lang w:val="hr-HR"/>
+        </w:rPr>
+      </w:pPr>
+    </w:p>
+    <w:p>
+      <w:pPr>
+        <w:spacing w:before="0"/>
+        <w:rPr>
+          <w:lang w:val="hr-HR"/>
+        </w:rPr>
+      </w:pPr>
+      <w:r>
+        <w:rPr>
+          <w:lang w:val="hr-HR"/>
+        </w:rPr>
+        <w:br w:type="page"/>
+      </w:r>
+    </w:p>
+    <w:p>
+      <w:pPr>
         <w:pStyle w:val="Heading1"/>
         <w:jc w:val="both"/>
         <w:rPr>
           <w:lang w:val="hr-HR"/>
         </w:rPr>
       </w:pPr>
-      <w:bookmarkStart w:id="25" w:name="_Toc218942159"/>
-      <w:r>
-        <w:rPr>
-          <w:lang w:val="hr-HR"/>
-        </w:rPr>
-        <w:lastRenderedPageBreak/>
-        <w:t>Zaključak</w:t>
-      </w:r>
-      <w:bookmarkEnd w:id="25"/>
-    </w:p>
-    <w:p>
-      <w:pPr>
-        <w:jc w:val="both"/>
-        <w:rPr>
-          <w:color w:val="4F81BD" w:themeColor="accent1"/>
-          <w:lang w:val="hr-HR"/>
-        </w:rPr>
-      </w:pPr>
-      <w:r>
-        <w:rPr>
-          <w:color w:val="4F81BD" w:themeColor="accent1"/>
-          <w:lang w:val="hr-HR"/>
-        </w:rPr>
-        <w:t xml:space="preserve">Navesti što ste zaključili nakon obavljanja seminarskog rada (bez obzira da li je seminarski rad obuhvaćao i neki praktični rad ili je bio pregled određene literature). Također možete dati neka svoja predviđanja (ako se radilo o pregledu literature) ili svoje sugestije o daljnjim </w:t>
-      </w:r>
-      <w:r>
-        <w:rPr>
-          <w:color w:val="4F81BD" w:themeColor="accent1"/>
-          <w:lang w:val="hr-HR"/>
-        </w:rPr>
-        <w:t>nadogradnjama i poboljšanjima (ako ste radili praktični rad).</w:t>
-      </w:r>
-    </w:p>
-    <w:p>
-      <w:pPr>
-        <w:jc w:val="both"/>
-        <w:rPr>
-          <w:lang w:val="hr-HR"/>
-        </w:rPr>
-      </w:pPr>
-    </w:p>
-    <w:p>
-      <w:pPr>
-        <w:jc w:val="both"/>
-        <w:rPr>
-          <w:lang w:val="hr-HR"/>
-        </w:rPr>
-      </w:pPr>
-    </w:p>
-    <w:p>
-      <w:pPr>
-        <w:jc w:val="both"/>
-        <w:rPr>
-          <w:lang w:val="hr-HR"/>
-        </w:rPr>
-      </w:pPr>
-    </w:p>
-    <w:p>
-      <w:pPr>
-        <w:spacing w:before="0"/>
-        <w:rPr>
-          <w:lang w:val="hr-HR"/>
-        </w:rPr>
-      </w:pPr>
-      <w:r>
-        <w:rPr>
-          <w:lang w:val="hr-HR"/>
-        </w:rPr>
-        <w:br w:type="page"/>
-      </w:r>
-    </w:p>
-    <w:p>
-      <w:pPr>
-        <w:pStyle w:val="Heading1"/>
-        <w:jc w:val="both"/>
-        <w:rPr>
-          <w:lang w:val="hr-HR"/>
-        </w:rPr>
-      </w:pPr>
-      <w:bookmarkStart w:id="26" w:name="_Toc218942160"/>
+      <w:bookmarkStart w:id="25" w:name="_Toc218942160"/>
       <w:r>
         <w:rPr>
           <w:lang w:val="hr-HR"/>
@@ -7179,7 +7305,7 @@
         <w:lastRenderedPageBreak/>
         <w:t>Literatura</w:t>
       </w:r>
-      <w:bookmarkEnd w:id="26"/>
+      <w:bookmarkEnd w:id="25"/>
     </w:p>
     <w:p>
       <w:pPr>
@@ -8352,7 +8478,7 @@
           <w:lang w:val="hr-HR"/>
         </w:rPr>
       </w:pPr>
-      <w:bookmarkStart w:id="27" w:name="_Toc218942161"/>
+      <w:bookmarkStart w:id="26" w:name="_Toc218942161"/>
       <w:r>
         <w:rPr>
           <w:lang w:val="hr-HR"/>
@@ -8360,7 +8486,7 @@
         <w:lastRenderedPageBreak/>
         <w:t>Dodatak</w:t>
       </w:r>
-      <w:bookmarkEnd w:id="27"/>
+      <w:bookmarkEnd w:id="26"/>
     </w:p>
     <w:p>
       <w:pPr>
@@ -11069,6 +11195,31 @@
       </w:tblBorders>
     </w:tblPr>
   </w:style>
+  <w:style w:type="paragraph" w:styleId="EndnoteText">
+    <w:name w:val="endnote text"/>
+    <w:basedOn w:val="Normal"/>
+    <w:link w:val="EndnoteTextChar"/>
+    <w:semiHidden/>
+    <w:unhideWhenUsed/>
+    <w:rsid w:val="00F3305E"/>
+    <w:pPr>
+      <w:spacing w:before="0"/>
+    </w:pPr>
+    <w:rPr>
+      <w:sz w:val="20"/>
+      <w:szCs w:val="20"/>
+    </w:rPr>
+  </w:style>
+  <w:style w:type="character" w:customStyle="1" w:styleId="EndnoteTextChar">
+    <w:name w:val="Endnote Text Char"/>
+    <w:basedOn w:val="DefaultParagraphFont"/>
+    <w:link w:val="EndnoteText"/>
+    <w:semiHidden/>
+    <w:rsid w:val="00F3305E"/>
+    <w:rPr>
+      <w:lang w:bidi="en-US"/>
+    </w:rPr>
+  </w:style>
 </w:styles>
 </file>
 
